--- a/01-6个主号内容创作/引流小号_发布文案/引流小号_第22-28篇.docx
+++ b/01-6个主号内容创作/引流小号_发布文案/引流小号_第22-28篇.docx
@@ -3,463 +3,602 @@
 <w:document xmlns:wpc="http://schemas.microsoft.com/office/word/2010/wordprocessingCanvas" xmlns:mo="http://schemas.microsoft.com/office/mac/office/2008/main" xmlns:mc="http://schemas.openxmlformats.org/markup-compatibility/2006" xmlns:mv="urn:schemas-microsoft-com:mac:vml" xmlns:o="urn:schemas-microsoft-com:office:office" xmlns:r="http://schemas.openxmlformats.org/officeDocument/2006/relationships" xmlns:m="http://schemas.openxmlformats.org/officeDocument/2006/math" xmlns:v="urn:schemas-microsoft-com:vml" xmlns:wp14="http://schemas.microsoft.com/office/word/2010/wordprocessingDrawing" xmlns:wp="http://schemas.openxmlformats.org/drawingml/2006/wordprocessingDrawing" xmlns:w10="urn:schemas-microsoft-com:office:word" xmlns:w="http://schemas.openxmlformats.org/wordprocessingml/2006/main" xmlns:w14="http://schemas.microsoft.com/office/word/2010/wordml" xmlns:wpg="http://schemas.microsoft.com/office/word/2010/wordprocessingGroup" xmlns:wpi="http://schemas.microsoft.com/office/word/2010/wordprocessingInk" xmlns:wne="http://schemas.microsoft.com/office/word/2006/wordml" xmlns:wps="http://schemas.microsoft.com/office/word/2010/wordprocessingShape" mc:Ignorable="w14 wp14">
   <w:body>
     <w:p>
-      <w:pPr>
-        <w:pStyle w:val="Title"/>
-      </w:pPr>
       <w:r>
-        <w:t>引流小号文案 第22-28篇</w:t>
+        <w:rPr>
+          <w:b/>
+          <w:sz w:val="28"/>
+        </w:rPr>
+        <w:t>第22篇</w:t>
       </w:r>
     </w:p>
     <w:p>
-      <w:pPr>
-        <w:pStyle w:val="Heading1"/>
-      </w:pPr>
       <w:r>
-        <w:t>22. 账号：14芳芳财会|沈小辉</w:t>
+        <w:rPr>
+          <w:sz w:val="24"/>
+        </w:rPr>
+        <w:t>当初报名就是随便试试😅</w:t>
+      </w:r>
+    </w:p>
+    <w:p>
+      <w:r>
+        <w:rPr>
+          <w:sz w:val="24"/>
+        </w:rPr>
+        <w:t>交完钱才算了算，三科好几百</w:t>
+      </w:r>
+    </w:p>
+    <w:p>
+      <w:r>
+        <w:rPr>
+          <w:sz w:val="24"/>
+        </w:rPr>
+      </w:r>
+    </w:p>
+    <w:p>
+      <w:r>
+        <w:rPr>
+          <w:sz w:val="24"/>
+        </w:rPr>
+        <w:t>这几百块反而成了最大动力</w:t>
+      </w:r>
+    </w:p>
+    <w:p>
+      <w:r>
+        <w:rPr>
+          <w:sz w:val="24"/>
+        </w:rPr>
+        <w:t>每次想摆烂就算一遍报名费💀</w:t>
+      </w:r>
+    </w:p>
+    <w:p>
+      <w:r>
+        <w:rPr>
+          <w:sz w:val="24"/>
+        </w:rPr>
+      </w:r>
+    </w:p>
+    <w:p>
+      <w:r>
+        <w:rPr>
+          <w:sz w:val="24"/>
+        </w:rPr>
+        <w:t>最近拿诗雨漫画笔记看</w:t>
+      </w:r>
+    </w:p>
+    <w:p>
+      <w:r>
+        <w:rPr>
+          <w:sz w:val="24"/>
+        </w:rPr>
+        <w:t>图多，起码看得下去不白交钱</w:t>
+      </w:r>
+    </w:p>
+    <w:p>
+      <w:r>
+        <w:rPr>
+          <w:sz w:val="24"/>
+        </w:rPr>
+        <w:t>#会计 #中级会计 #中级会计备考 #注会cpa #财会 #备考日记 #上班族备考 #诗雨会计</w:t>
+      </w:r>
+    </w:p>
+    <w:p>
+      <w:r>
+        <w:br w:type="page"/>
       </w:r>
     </w:p>
     <w:p>
       <w:r>
         <w:rPr>
           <w:b/>
+          <w:sz w:val="28"/>
         </w:rPr>
-        <w:t>标题：</w:t>
-      </w:r>
-      <w:r>
-        <w:t>报名费交了不去考还是太亏了</w:t>
-      </w:r>
-    </w:p>
-    <w:p/>
-    <w:p>
-      <w:r>
-        <w:t>正文：</w:t>
+        <w:t>第23篇</w:t>
       </w:r>
     </w:p>
     <w:p>
       <w:r>
-        <w:t>当初报名就是随便试试😅</w:t>
-        <w:br/>
-        <w:t>交完钱才算了算，三科好几百</w:t>
-        <w:br/>
-        <w:br/>
-        <w:t>这几百块反而成了最大动力</w:t>
-        <w:br/>
-        <w:t>每次想摆烂就算一遍报名费💀</w:t>
-        <w:br/>
-        <w:br/>
-        <w:t>最近拿诗雨漫画笔记看</w:t>
-        <w:br/>
-        <w:t>图多，起码看得下去不白交钱</w:t>
-      </w:r>
-    </w:p>
-    <w:p/>
-    <w:p>
-      <w:r>
         <w:rPr>
-          <w:b w:val="0"/>
+          <w:sz w:val="24"/>
         </w:rPr>
-        <w:t>话题：</w:t>
-      </w:r>
-      <w:r>
-        <w:t>#会计 #中级会计 #中级会计备考 #注会cpa #财会 #备考日记 #上班族备考 #诗雨会计</w:t>
+        <w:t>下班回家已经八点多了😮‍💨</w:t>
       </w:r>
     </w:p>
     <w:p>
       <w:r>
-        <w:t>账号：14芳芳财会|沈小辉</w:t>
+        <w:rPr>
+          <w:sz w:val="24"/>
+        </w:rPr>
+        <w:t>吃饭洗澡，真正能坐下来快十点</w:t>
       </w:r>
     </w:p>
     <w:p>
       <w:r>
-        <w:t>——————————————————————————————</w:t>
+        <w:rPr>
+          <w:sz w:val="24"/>
+        </w:rPr>
       </w:r>
     </w:p>
     <w:p>
-      <w:pPr>
-        <w:pStyle w:val="Heading1"/>
-      </w:pPr>
       <w:r>
-        <w:t>23. 账号：14芳芳财会|孙青5263</w:t>
+        <w:rPr>
+          <w:sz w:val="24"/>
+        </w:rPr>
+        <w:t>给自己留了睡前30分钟学会计</w:t>
+      </w:r>
+    </w:p>
+    <w:p>
+      <w:r>
+        <w:rPr>
+          <w:sz w:val="24"/>
+        </w:rPr>
+        <w:t>翻了三页眼皮开始打架💤</w:t>
+      </w:r>
+    </w:p>
+    <w:p>
+      <w:r>
+        <w:rPr>
+          <w:sz w:val="24"/>
+        </w:rPr>
+      </w:r>
+    </w:p>
+    <w:p>
+      <w:r>
+        <w:rPr>
+          <w:sz w:val="24"/>
+        </w:rPr>
+        <w:t>后来改看诗雨漫画笔记</w:t>
+      </w:r>
+    </w:p>
+    <w:p>
+      <w:r>
+        <w:rPr>
+          <w:sz w:val="24"/>
+        </w:rPr>
+        <w:t>图多字少，30分钟翻完一节</w:t>
+      </w:r>
+    </w:p>
+    <w:p>
+      <w:r>
+        <w:rPr>
+          <w:sz w:val="24"/>
+        </w:rPr>
+        <w:t>#会计 #中级会计 #中级会计备考 #注会cpa #财会 #上班族备考 #备考日记 #诗雨会计</w:t>
+      </w:r>
+    </w:p>
+    <w:p>
+      <w:r>
+        <w:br w:type="page"/>
       </w:r>
     </w:p>
     <w:p>
       <w:r>
         <w:rPr>
           <w:b/>
+          <w:sz w:val="28"/>
         </w:rPr>
-        <w:t>标题：</w:t>
-      </w:r>
-      <w:r>
-        <w:t>工作太忙只剩睡前那三十分钟</w:t>
-      </w:r>
-    </w:p>
-    <w:p/>
-    <w:p>
-      <w:r>
-        <w:t>正文：</w:t>
+        <w:t>第24篇</w:t>
       </w:r>
     </w:p>
     <w:p>
       <w:r>
-        <w:t>下班回家已经八点多了😮‍💨</w:t>
-        <w:br/>
-        <w:t>吃饭洗澡，真正能坐下来快十点</w:t>
-        <w:br/>
-        <w:br/>
-        <w:t>给自己留了睡前30分钟学会计</w:t>
-        <w:br/>
-        <w:t>翻了三页眼皮开始打架💤</w:t>
-        <w:br/>
-        <w:br/>
-        <w:t>后来改看诗雨漫画笔记</w:t>
-        <w:br/>
-        <w:t>图多字少，30分钟翻完一节</w:t>
-      </w:r>
-    </w:p>
-    <w:p/>
-    <w:p>
-      <w:r>
         <w:rPr>
-          <w:b w:val="0"/>
+          <w:sz w:val="24"/>
         </w:rPr>
-        <w:t>话题：</w:t>
-      </w:r>
-      <w:r>
-        <w:t>#会计 #中级会计 #中级会计备考 #注会cpa #财会 #上班族备考 #备考日记 #诗雨会计</w:t>
+        <w:t>备考第一件事就是抄笔记✍️</w:t>
       </w:r>
     </w:p>
     <w:p>
       <w:r>
-        <w:t>账号：14芳芳财会|孙青5263</w:t>
+        <w:rPr>
+          <w:sz w:val="24"/>
+        </w:rPr>
+        <w:t>写了两本，字越写越好看</w:t>
       </w:r>
     </w:p>
     <w:p>
       <w:r>
-        <w:t>——————————————————————————————</w:t>
+        <w:rPr>
+          <w:sz w:val="24"/>
+        </w:rPr>
       </w:r>
     </w:p>
     <w:p>
-      <w:pPr>
-        <w:pStyle w:val="Heading1"/>
-      </w:pPr>
       <w:r>
-        <w:t>24. 账号：14芳芳财会|橙子学会计</w:t>
+        <w:rPr>
+          <w:sz w:val="24"/>
+        </w:rPr>
+        <w:t>做题才发现完全对不上号</w:t>
+      </w:r>
+    </w:p>
+    <w:p>
+      <w:r>
+        <w:rPr>
+          <w:sz w:val="24"/>
+        </w:rPr>
+        <w:t>好像只是把教材抄了一遍😑</w:t>
+      </w:r>
+    </w:p>
+    <w:p>
+      <w:r>
+        <w:rPr>
+          <w:sz w:val="24"/>
+        </w:rPr>
+      </w:r>
+    </w:p>
+    <w:p>
+      <w:r>
+        <w:rPr>
+          <w:sz w:val="24"/>
+        </w:rPr>
+        <w:t>后来换成诗雨漫画笔记</w:t>
+      </w:r>
+    </w:p>
+    <w:p>
+      <w:r>
+        <w:rPr>
+          <w:sz w:val="24"/>
+        </w:rPr>
+        <w:t>本来就有图，不用自己再抄了</w:t>
+      </w:r>
+    </w:p>
+    <w:p>
+      <w:r>
+        <w:rPr>
+          <w:sz w:val="24"/>
+        </w:rPr>
+        <w:t>#会计 #中级会计 #中级会计备考 #注会cpa #财会 #备考方法 #备考日记 #诗雨会计</w:t>
+      </w:r>
+    </w:p>
+    <w:p>
+      <w:r>
+        <w:br w:type="page"/>
       </w:r>
     </w:p>
     <w:p>
       <w:r>
         <w:rPr>
           <w:b/>
+          <w:sz w:val="28"/>
         </w:rPr>
-        <w:t>标题：</w:t>
-      </w:r>
-      <w:r>
-        <w:t>手写了满满两本笔记发现没用上</w:t>
-      </w:r>
-    </w:p>
-    <w:p/>
-    <w:p>
-      <w:r>
-        <w:t>正文：</w:t>
+        <w:t>第25篇</w:t>
       </w:r>
     </w:p>
     <w:p>
       <w:r>
-        <w:t>备考第一件事就是抄笔记✍️</w:t>
-        <w:br/>
-        <w:t>写了两本，字越写越好看</w:t>
-        <w:br/>
-        <w:br/>
-        <w:t>做题才发现完全对不上号</w:t>
-        <w:br/>
-        <w:t>好像只是把教材抄了一遍😑</w:t>
-        <w:br/>
-        <w:br/>
-        <w:t>后来换成诗雨漫画笔记</w:t>
-        <w:br/>
-        <w:t>本来就有图，不用自己再抄了</w:t>
-      </w:r>
-    </w:p>
-    <w:p/>
-    <w:p>
-      <w:r>
         <w:rPr>
-          <w:b w:val="0"/>
+          <w:sz w:val="24"/>
         </w:rPr>
-        <w:t>话题：</w:t>
-      </w:r>
-      <w:r>
-        <w:t>#会计 #中级会计 #中级会计备考 #注会cpa #财会 #备考方法 #备考日记 #诗雨会计</w:t>
+        <w:t>下定决心学会计✊</w:t>
       </w:r>
     </w:p>
     <w:p>
       <w:r>
-        <w:t>账号：14芳芳财会|橙子学会计</w:t>
+        <w:rPr>
+          <w:sz w:val="24"/>
+        </w:rPr>
+        <w:t>打开教材，好，开始学</w:t>
       </w:r>
     </w:p>
     <w:p>
       <w:r>
-        <w:t>——————————————————————————————</w:t>
+        <w:rPr>
+          <w:sz w:val="24"/>
+        </w:rPr>
       </w:r>
     </w:p>
     <w:p>
-      <w:pPr>
-        <w:pStyle w:val="Heading1"/>
-      </w:pPr>
       <w:r>
-        <w:t>25. 账号：14芳芳财会|新老婆</w:t>
+        <w:rPr>
+          <w:sz w:val="24"/>
+        </w:rPr>
+        <w:t>5分钟后——刷手机😅</w:t>
+      </w:r>
+    </w:p>
+    <w:p>
+      <w:r>
+        <w:rPr>
+          <w:sz w:val="24"/>
+        </w:rPr>
+        <w:t>10分钟后——还在刷</w:t>
+      </w:r>
+    </w:p>
+    <w:p>
+      <w:r>
+        <w:rPr>
+          <w:sz w:val="24"/>
+        </w:rPr>
+        <w:t>半小时后——还是在刷</w:t>
+      </w:r>
+    </w:p>
+    <w:p>
+      <w:r>
+        <w:rPr>
+          <w:sz w:val="24"/>
+        </w:rPr>
+      </w:r>
+    </w:p>
+    <w:p>
+      <w:r>
+        <w:rPr>
+          <w:sz w:val="24"/>
+        </w:rPr>
+        <w:t>后来改用诗雨漫画笔记</w:t>
+      </w:r>
+    </w:p>
+    <w:p>
+      <w:r>
+        <w:rPr>
+          <w:sz w:val="24"/>
+        </w:rPr>
+        <w:t>漫画版，多看两页都行</w:t>
+      </w:r>
+    </w:p>
+    <w:p>
+      <w:r>
+        <w:rPr>
+          <w:sz w:val="24"/>
+        </w:rPr>
+        <w:t>#会计 #中级会计 #中级会计备考 #注会cpa #财会 #备考焦虑 #备考方法 #诗雨会计</w:t>
+      </w:r>
+    </w:p>
+    <w:p>
+      <w:r>
+        <w:br w:type="page"/>
       </w:r>
     </w:p>
     <w:p>
       <w:r>
         <w:rPr>
           <w:b/>
+          <w:sz w:val="28"/>
         </w:rPr>
-        <w:t>标题：</w:t>
-      </w:r>
-      <w:r>
-        <w:t>打开教材看了5分钟就开始刷手机</w:t>
-      </w:r>
-    </w:p>
-    <w:p/>
-    <w:p>
-      <w:r>
-        <w:t>正文：</w:t>
+        <w:t>第26篇</w:t>
       </w:r>
     </w:p>
     <w:p>
       <w:r>
-        <w:t>下定决心学会计✊</w:t>
-        <w:br/>
-        <w:t>打开教材，好，开始学</w:t>
-        <w:br/>
-        <w:br/>
-        <w:t>5分钟后——刷手机😅</w:t>
-        <w:br/>
-        <w:t>10分钟后——还在刷</w:t>
-        <w:br/>
-        <w:t>半小时后——还是在刷</w:t>
-        <w:br/>
-        <w:br/>
-        <w:t>后来改用诗雨漫画笔记</w:t>
-        <w:br/>
-        <w:t>漫画版，多看两页都行</w:t>
-      </w:r>
-    </w:p>
-    <w:p/>
-    <w:p>
-      <w:r>
         <w:rPr>
-          <w:b w:val="0"/>
+          <w:sz w:val="24"/>
         </w:rPr>
-        <w:t>话题：</w:t>
-      </w:r>
-      <w:r>
-        <w:t>#会计 #中级会计 #中级会计备考 #注会cpa #财会 #备考焦虑 #备考方法 #诗雨会计</w:t>
+        <w:t>地铁上刷题刷到入神🚇</w:t>
       </w:r>
     </w:p>
     <w:p>
       <w:r>
-        <w:t>账号：14芳芳财会|新老婆</w:t>
+        <w:rPr>
+          <w:sz w:val="24"/>
+        </w:rPr>
+        <w:t>抬头一看：终点站</w:t>
       </w:r>
     </w:p>
     <w:p>
       <w:r>
-        <w:t>——————————————————————————————</w:t>
+        <w:rPr>
+          <w:sz w:val="24"/>
+        </w:rPr>
       </w:r>
     </w:p>
     <w:p>
-      <w:pPr>
-        <w:pStyle w:val="Heading1"/>
-      </w:pPr>
       <w:r>
-        <w:t>26. 账号：14芳芳财会|孙玲小红书</w:t>
+        <w:rPr>
+          <w:sz w:val="24"/>
+        </w:rPr>
+        <w:t>多坐了六站，迟到了</w:t>
+      </w:r>
+    </w:p>
+    <w:p>
+      <w:r>
+        <w:rPr>
+          <w:sz w:val="24"/>
+        </w:rPr>
+        <w:t>同事问怎么了不敢说😶</w:t>
+      </w:r>
+    </w:p>
+    <w:p>
+      <w:r>
+        <w:rPr>
+          <w:sz w:val="24"/>
+        </w:rPr>
+      </w:r>
+    </w:p>
+    <w:p>
+      <w:r>
+        <w:rPr>
+          <w:sz w:val="24"/>
+        </w:rPr>
+        <w:t>后来换成诗雨漫画笔记</w:t>
+      </w:r>
+    </w:p>
+    <w:p>
+      <w:r>
+        <w:rPr>
+          <w:sz w:val="24"/>
+        </w:rPr>
+        <w:t>坐过站了就当多看一节</w:t>
+      </w:r>
+    </w:p>
+    <w:p>
+      <w:r>
+        <w:rPr>
+          <w:sz w:val="24"/>
+        </w:rPr>
+        <w:t>#会计 #中级会计 #中级会计备考 #注会cpa #财会 #上班族备考 #备考日记 #诗雨会计</w:t>
+      </w:r>
+    </w:p>
+    <w:p>
+      <w:r>
+        <w:br w:type="page"/>
       </w:r>
     </w:p>
     <w:p>
       <w:r>
         <w:rPr>
           <w:b/>
+          <w:sz w:val="28"/>
         </w:rPr>
-        <w:t>标题：</w:t>
-      </w:r>
-      <w:r>
-        <w:t>上班路上背题结果坐过站了</w:t>
-      </w:r>
-    </w:p>
-    <w:p/>
-    <w:p>
-      <w:r>
-        <w:t>正文：</w:t>
+        <w:t>第27篇</w:t>
       </w:r>
     </w:p>
     <w:p>
       <w:r>
-        <w:t>地铁上刷题刷到入神🚇</w:t>
-        <w:br/>
-        <w:t>抬头一看：终点站</w:t>
-        <w:br/>
-        <w:br/>
-        <w:t>多坐了六站，迟到了</w:t>
-        <w:br/>
-        <w:t>同事问怎么了不敢说😶</w:t>
-        <w:br/>
-        <w:br/>
-        <w:t>后来换成诗雨漫画笔记</w:t>
-        <w:br/>
-        <w:t>坐过站了就当多看一节</w:t>
-      </w:r>
-    </w:p>
-    <w:p/>
-    <w:p>
-      <w:r>
         <w:rPr>
-          <w:b w:val="0"/>
+          <w:sz w:val="24"/>
         </w:rPr>
-        <w:t>话题：</w:t>
-      </w:r>
-      <w:r>
-        <w:t>#会计 #中级会计 #中级会计备考 #注会cpa #财会 #上班族备考 #备考日记 #诗雨会计</w:t>
+        <w:t>花钱报了辅导班💸</w:t>
       </w:r>
     </w:p>
     <w:p>
       <w:r>
-        <w:t>账号：14芳芳财会|孙玲小红书</w:t>
+        <w:rPr>
+          <w:sz w:val="24"/>
+        </w:rPr>
+        <w:t>以为付了钱就稳了</w:t>
       </w:r>
     </w:p>
     <w:p>
       <w:r>
-        <w:t>——————————————————————————————</w:t>
+        <w:rPr>
+          <w:sz w:val="24"/>
+        </w:rPr>
       </w:r>
     </w:p>
     <w:p>
-      <w:pPr>
-        <w:pStyle w:val="Heading1"/>
-      </w:pPr>
       <w:r>
-        <w:t>27. 账号：14芳芳财会|爹爹</w:t>
+        <w:rPr>
+          <w:sz w:val="24"/>
+        </w:rPr>
+        <w:t>第一节课老师讲了80页</w:t>
+      </w:r>
+    </w:p>
+    <w:p>
+      <w:r>
+        <w:rPr>
+          <w:sz w:val="24"/>
+        </w:rPr>
+        <w:t>第二节课直接跳第三章😵</w:t>
+      </w:r>
+    </w:p>
+    <w:p>
+      <w:r>
+        <w:rPr>
+          <w:sz w:val="24"/>
+        </w:rPr>
+      </w:r>
+    </w:p>
+    <w:p>
+      <w:r>
+        <w:rPr>
+          <w:sz w:val="24"/>
+        </w:rPr>
+        <w:t>跟不上，自学也没时间</w:t>
+      </w:r>
+    </w:p>
+    <w:p>
+      <w:r>
+        <w:rPr>
+          <w:sz w:val="24"/>
+        </w:rPr>
+        <w:t>后来拿诗雨漫画笔记倒着翻，好一点🥲</w:t>
+      </w:r>
+    </w:p>
+    <w:p>
+      <w:r>
+        <w:rPr>
+          <w:sz w:val="24"/>
+        </w:rPr>
+        <w:t>#会计 #中级会计 #中级会计备考 #注会cpa #财会 #备考方法 #备考焦虑 #诗雨会计</w:t>
+      </w:r>
+    </w:p>
+    <w:p>
+      <w:r>
+        <w:br w:type="page"/>
       </w:r>
     </w:p>
     <w:p>
       <w:r>
         <w:rPr>
           <w:b/>
+          <w:sz w:val="28"/>
         </w:rPr>
-        <w:t>标题：</w:t>
-      </w:r>
-      <w:r>
-        <w:t>报了辅导班发现比自学还慌</w:t>
-      </w:r>
-    </w:p>
-    <w:p/>
-    <w:p>
-      <w:r>
-        <w:t>正文：</w:t>
-      </w:r>
-    </w:p>
-    <w:p>
-      <w:r>
-        <w:t>花钱报了辅导班💸</w:t>
-        <w:br/>
-        <w:t>以为付了钱就稳了</w:t>
-        <w:br/>
-        <w:br/>
-        <w:t>第一节课老师讲了80页</w:t>
-        <w:br/>
-        <w:t>第二节课直接跳第三章😵</w:t>
-        <w:br/>
-        <w:br/>
-        <w:t>跟不上，自学也没时间</w:t>
-        <w:br/>
-        <w:t>后来拿诗雨漫画笔记倒着翻，好一点🥲</w:t>
-      </w:r>
-    </w:p>
-    <w:p/>
-    <w:p>
-      <w:r>
-        <w:rPr>
-          <w:b w:val="0"/>
-        </w:rPr>
-        <w:t>话题：</w:t>
-      </w:r>
-      <w:r>
-        <w:t>#会计 #中级会计 #中级会计备考 #注会cpa #财会 #备考方法 #备考焦虑 #诗雨会计</w:t>
-      </w:r>
-    </w:p>
-    <w:p>
-      <w:r>
-        <w:t>账号：14芳芳财会|爹爹</w:t>
-      </w:r>
-    </w:p>
-    <w:p>
-      <w:r>
-        <w:t>——————————————————————————————</w:t>
-      </w:r>
-    </w:p>
-    <w:p>
-      <w:pPr>
-        <w:pStyle w:val="Heading1"/>
-      </w:pPr>
-      <w:r>
-        <w:t>28. 账号：14芳芳财会|张菊香</w:t>
+        <w:t>第28篇</w:t>
       </w:r>
     </w:p>
     <w:p>
       <w:r>
         <w:rPr>
-          <w:b/>
+          <w:sz w:val="24"/>
         </w:rPr>
-        <w:t>标题：</w:t>
-      </w:r>
-      <w:r>
-        <w:t>越临近考试越不想翻书是啥心态</w:t>
-      </w:r>
-    </w:p>
-    <w:p/>
-    <w:p>
-      <w:r>
-        <w:t>正文：</w:t>
+        <w:t>距考试还有86天</w:t>
       </w:r>
     </w:p>
     <w:p>
       <w:r>
-        <w:t>距考试还有86天</w:t>
-        <w:br/>
+        <w:rPr>
+          <w:sz w:val="24"/>
+        </w:rPr>
         <w:t>突然不想打开教材了😶</w:t>
-        <w:br/>
-        <w:br/>
-        <w:t>反而去刷视频、刷剧、刷一切</w:t>
-        <w:br/>
-        <w:t>就是不想看会计</w:t>
-        <w:br/>
-        <w:br/>
-        <w:t>后来查了下好像叫"考前逃避"😅</w:t>
-        <w:br/>
-        <w:t>换成诗雨漫画笔记随便翻翻</w:t>
-        <w:br/>
-        <w:t>好歹动起来了</w:t>
-      </w:r>
-    </w:p>
-    <w:p/>
-    <w:p>
-      <w:r>
-        <w:rPr>
-          <w:b w:val="0"/>
-        </w:rPr>
-        <w:t>话题：</w:t>
-      </w:r>
-      <w:r>
-        <w:t>#会计 #中级会计 #中级会计备考 #注会cpa #财会 #考前冲刺 #备考焦虑 #诗雨会计</w:t>
       </w:r>
     </w:p>
     <w:p>
       <w:r>
-        <w:t>账号：14芳芳财会|张菊香</w:t>
+        <w:rPr>
+          <w:sz w:val="24"/>
+        </w:rPr>
       </w:r>
     </w:p>
     <w:p>
       <w:r>
-        <w:t>——————————————————————————————</w:t>
+        <w:rPr>
+          <w:sz w:val="24"/>
+        </w:rPr>
+        <w:t>反而去刷视频、刷剧、刷一切</w:t>
+      </w:r>
+    </w:p>
+    <w:p>
+      <w:r>
+        <w:rPr>
+          <w:sz w:val="24"/>
+        </w:rPr>
+        <w:t>就是不想看会计</w:t>
+      </w:r>
+    </w:p>
+    <w:p>
+      <w:r>
+        <w:rPr>
+          <w:sz w:val="24"/>
+        </w:rPr>
+      </w:r>
+    </w:p>
+    <w:p>
+      <w:r>
+        <w:rPr>
+          <w:sz w:val="24"/>
+        </w:rPr>
+        <w:t>后来查了下好像叫"考前逃避"😅</w:t>
+      </w:r>
+    </w:p>
+    <w:p>
+      <w:r>
+        <w:rPr>
+          <w:sz w:val="24"/>
+        </w:rPr>
+        <w:t>换成诗雨漫画笔记随便翻翻</w:t>
+      </w:r>
+    </w:p>
+    <w:p>
+      <w:r>
+        <w:rPr>
+          <w:sz w:val="24"/>
+        </w:rPr>
+        <w:t>好歹动起来了</w:t>
+      </w:r>
+    </w:p>
+    <w:p>
+      <w:r>
+        <w:rPr>
+          <w:sz w:val="24"/>
+        </w:rPr>
+        <w:t>#会计 #中级会计 #中级会计备考 #注会cpa #财会 #考前冲刺 #备考焦虑 #诗雨会计</w:t>
       </w:r>
     </w:p>
     <w:sectPr>

--- a/01-6个主号内容创作/引流小号_发布文案/引流小号_第22-28篇.docx
+++ b/01-6个主号内容创作/引流小号_发布文案/引流小号_第22-28篇.docx
@@ -78,7 +78,7 @@
         <w:rPr>
           <w:sz w:val="24"/>
         </w:rPr>
-        <w:t>#会计 #中级会计 #中级会计备考 #注会cpa #财会 #备考日记 #上班族备考 #诗雨会计</w:t>
+        <w:t>#会计 #中级会计 #中级会计备考 #注会cpa #诗雨会计</w:t>
       </w:r>
     </w:p>
     <w:p>
@@ -162,7 +162,7 @@
         <w:rPr>
           <w:sz w:val="24"/>
         </w:rPr>
-        <w:t>#会计 #中级会计 #中级会计备考 #注会cpa #财会 #上班族备考 #备考日记 #诗雨会计</w:t>
+        <w:t>#会计 #中级会计 #中级会计备考 #注会cpa #诗雨会计</w:t>
       </w:r>
     </w:p>
     <w:p>
@@ -246,7 +246,7 @@
         <w:rPr>
           <w:sz w:val="24"/>
         </w:rPr>
-        <w:t>#会计 #中级会计 #中级会计备考 #注会cpa #财会 #备考方法 #备考日记 #诗雨会计</w:t>
+        <w:t>#会计 #中级会计 #中级会计备考 #注会cpa #备考方法 #诗雨会计</w:t>
       </w:r>
     </w:p>
     <w:p>
@@ -338,7 +338,7 @@
         <w:rPr>
           <w:sz w:val="24"/>
         </w:rPr>
-        <w:t>#会计 #中级会计 #中级会计备考 #注会cpa #财会 #备考焦虑 #备考方法 #诗雨会计</w:t>
+        <w:t>#会计 #中级会计 #中级会计备考 #注会cpa #备考焦虑 #备考方法 #诗雨会计</w:t>
       </w:r>
     </w:p>
     <w:p>
@@ -422,7 +422,7 @@
         <w:rPr>
           <w:sz w:val="24"/>
         </w:rPr>
-        <w:t>#会计 #中级会计 #中级会计备考 #注会cpa #财会 #上班族备考 #备考日记 #诗雨会计</w:t>
+        <w:t>#会计 #中级会计 #中级会计备考 #注会cpa #诗雨会计</w:t>
       </w:r>
     </w:p>
     <w:p>
@@ -506,7 +506,7 @@
         <w:rPr>
           <w:sz w:val="24"/>
         </w:rPr>
-        <w:t>#会计 #中级会计 #中级会计备考 #注会cpa #财会 #备考方法 #备考焦虑 #诗雨会计</w:t>
+        <w:t>#会计 #中级会计 #中级会计备考 #注会cpa #备考方法 #备考焦虑 #诗雨会计</w:t>
       </w:r>
     </w:p>
     <w:p>
@@ -598,7 +598,7 @@
         <w:rPr>
           <w:sz w:val="24"/>
         </w:rPr>
-        <w:t>#会计 #中级会计 #中级会计备考 #注会cpa #财会 #考前冲刺 #备考焦虑 #诗雨会计</w:t>
+        <w:t>#会计 #中级会计 #中级会计备考 #注会cpa #备考焦虑 #诗雨会计</w:t>
       </w:r>
     </w:p>
     <w:sectPr>
